--- a/Seminario de Sistemas/Parciales/Parcial 2 - Requerimientos UML y casos de uso.docx
+++ b/Seminario de Sistemas/Parciales/Parcial 2 - Requerimientos UML y casos de uso.docx
@@ -105,7 +105,7 @@
           <w:color w:val="2B2B2B"/>
           <w:sz w:val="22"/>
         </w:rPr>
-        <w:t>Fecha: 15/10/2026  ·  Clase 10  ·  Modalidad: Presencial (síncrono)</w:t>
+        <w:t>Fecha: 22/10/2026  ·  Sesión 9 de 13  ·  Modalidad: Presencial (síncrono)</w:t>
       </w:r>
     </w:p>
     <w:p>
@@ -226,7 +226,7 @@
           <w:color w:val="2B2B2B"/>
           <w:sz w:val="22"/>
         </w:rPr>
-        <w:t>Corte 2 · Únicamente clases con fecha &lt;= 15/10/2026 en la ventana del corte (Clases 6-10). No evalúa ciclos de vida/metodologías del Corte 1:</w:t>
+        <w:t>Corte 2 (Sesiones 6-9) · Únicamente clases dictadas antes del 22/10/2026 (Clases 6, 7, 8 y 9 del material; la sesión doble del 15/10 cubrió las Clases 8 y 9). No evalúa ciclos de vida/metodologías del Corte 1:</w:t>
       </w:r>
     </w:p>
     <w:p>
@@ -256,7 +256,7 @@
           <w:color w:val="2B2B2B"/>
           <w:sz w:val="22"/>
         </w:rPr>
-        <w:t>Clase 6 · 17/09 · Requerimientos de software</w:t>
+        <w:t>Clase 6 · 01/10 · Requerimientos de software</w:t>
       </w:r>
     </w:p>
     <w:p>
@@ -271,7 +271,7 @@
           <w:color w:val="2B2B2B"/>
           <w:sz w:val="22"/>
         </w:rPr>
-        <w:t>Clase 7 · 24/09 · Historias de usuario</w:t>
+        <w:t>Clase 7 · 08/10 · Historias de usuario</w:t>
       </w:r>
     </w:p>
     <w:p>
@@ -286,7 +286,7 @@
           <w:color w:val="2B2B2B"/>
           <w:sz w:val="22"/>
         </w:rPr>
-        <w:t>Clase 8 · 01/10 · Introducción a UML</w:t>
+        <w:t>Clase 8 · 15/10 · Introducción a UML (sesión doble)</w:t>
       </w:r>
     </w:p>
     <w:p>
@@ -301,7 +301,7 @@
           <w:color w:val="2B2B2B"/>
           <w:sz w:val="22"/>
         </w:rPr>
-        <w:t>Clase 9 · 08/10 · Casos de uso</w:t>
+        <w:t>Clase 9 · 15/10 · Casos de uso (sesión doble)</w:t>
       </w:r>
     </w:p>
     <w:p>

--- a/Seminario de Sistemas/Parciales/Parcial 2 - Requerimientos UML y casos de uso.docx
+++ b/Seminario de Sistemas/Parciales/Parcial 2 - Requerimientos UML y casos de uso.docx
@@ -105,7 +105,7 @@
           <w:color w:val="2B2B2B"/>
           <w:sz w:val="22"/>
         </w:rPr>
-        <w:t>Fecha: 22/10/2026  ·  Sesión 9 de 13  ·  Modalidad: Presencial (síncrono)</w:t>
+        <w:t>Fecha: 22/10/2026  ·  Sesión 9 de 13  ·  Modalidad: virtual síncrona por Google Meet</w:t>
       </w:r>
     </w:p>
     <w:p>
@@ -331,7 +331,7 @@
           <w:color w:val="2B2B2B"/>
           <w:sz w:val="22"/>
         </w:rPr>
-        <w:t>Lea con atención cada sección antes de responder. Escriba con letra clara.</w:t>
+        <w:t>Lea con atención cada sección antes de responder. Responda en este mismo documento, sobre las líneas marcadas, y entréguelo por el medio que el docente indique al abrir la sesión.</w:t>
       </w:r>
     </w:p>
     <w:p>
@@ -361,7 +361,7 @@
           <w:color w:val="2B2B2B"/>
           <w:sz w:val="22"/>
         </w:rPr>
-        <w:t>No se permite el uso de dispositivos electrónicos salvo indicación explícita del docente.</w:t>
+        <w:t>Es individual: no se permite consultar con otras personas ni compartir respuestas. El material de apoyo autorizado es el que el docente indique al abrir la sesión.</w:t>
       </w:r>
     </w:p>
     <w:p>
